--- a/MCP_Apps_Trust_Boundaries_Paper_EN.docx
+++ b/MCP_Apps_Trust_Boundaries_Paper_EN.docx
@@ -40,7 +40,7 @@
           <w:color w:val="212529"/>
           <w:sz w:val="21"/>
         </w:rPr>
-        <w:t xml:space="preserve"> Prof. Dr. B. Malik Nasir Ali Al-Jabri, Mubarak Walid Al-Hamadi, Yasin Abd Al-Aziz Al-Khalqi, Muhammad Saif Ali Al-Heimi</w:t>
+        <w:t xml:space="preserve"> Prof. Dr. Malik Nasir Ali Al-Jabri (Supervisor), Mubarak Walid Al-Hamadi, Yasin Abd Al-Aziz Al-Khalqi, Muhammad Saif Ali Al-Heimi</w:t>
       </w:r>
     </w:p>
     <w:p>
@@ -66,7 +66,7 @@
           <w:color w:val="475569"/>
           <w:sz w:val="19"/>
         </w:rPr>
-        <w:t xml:space="preserve"> Faculty of Computing and Information Technology, Emirates International University (EIU), Sana'a</w:t>
+        <w:t xml:space="preserve"> Faculty of Engineering and Information Technology, Emirates International University (EIU), Sana'a, Yemen</w:t>
       </w:r>
     </w:p>
     <w:p>
@@ -921,103 +921,47 @@
         <w:t>—dispatches these capabilities automatically upon request.</w:t>
       </w:r>
     </w:p>
-    <w:tbl>
-      <w:tblPr>
-        <w:tblW w:type="auto" w:w="0"/>
+    <w:p>
+      <w:pPr>
+        <w:keepNext/>
+        <w:spacing w:before="160" w:after="40"/>
         <w:jc w:val="center"/>
-        <w:tblLook w:firstColumn="1" w:firstRow="1" w:lastColumn="0" w:lastRow="0" w:noHBand="0" w:noVBand="1" w:val="04A0"/>
-      </w:tblPr>
-      <w:tblGrid>
-        <w:gridCol w:w="10080"/>
-      </w:tblGrid>
-      <w:tr>
-        <w:tc>
-          <w:tcPr>
-            <w:tcW w:type="dxa" w:w="10080"/>
-            <w:shd w:fill="F4F6F9"/>
-            <w:tcMar>
-              <w:top w:w="80" w:type="dxa"/>
-              <w:bottom w:w="80" w:type="dxa"/>
-              <w:left w:w="120" w:type="dxa"/>
-              <w:right w:w="120" w:type="dxa"/>
-            </w:tcMar>
-            <w:tcBorders>
-              <w:top w:val="single" w:sz="4" w:space="0" w:color="D0D5DD"/>
-              <w:left w:val="single" w:sz="18" w:space="0" w:color="1F497D"/>
-              <w:bottom w:val="single" w:sz="4" w:space="0" w:color="D0D5DD"/>
-              <w:right w:val="single" w:sz="4" w:space="0" w:color="D0D5DD"/>
-            </w:tcBorders>
-          </w:tcPr>
-          <w:p>
-            <w:pPr>
-              <w:spacing w:before="40" w:after="40" w:line="200" w:lineRule="exact"/>
-            </w:pPr>
-            <w:r>
-              <w:rPr>
-                <w:rFonts w:ascii="Consolas" w:hAnsi="Consolas"/>
-                <w:color w:val="1E293B"/>
-                <w:sz w:val="16"/>
-              </w:rPr>
-              <w:t>+-------------------------------------------------------------------------+</w:t>
-              <w:br/>
-              <w:t>|                               HOST CLIENT                               |</w:t>
-              <w:br/>
-              <w:t>|                                                                         |</w:t>
-              <w:br/>
-              <w:t>|  [ Chat Interface ]    [ LLM Model Context ]    [ System Browser ]      |</w:t>
-              <w:br/>
-              <w:t>|           ^                      ^                       ^              |</w:t>
-              <w:br/>
-              <w:t>|           |                      |                       |              |</w:t>
-              <w:br/>
-              <w:t>|  ==================== HOST POLICY BOUNDARY ==========================   |</w:t>
-              <w:br/>
-              <w:t>|   (Consent Gating, Scheme Validation, Size Bounds, Provenance Badge)    |</w:t>
-              <w:br/>
-              <w:t>|  ====================================================================   |</w:t>
-              <w:br/>
-              <w:t>|           | (ui/message)         | (ui/context)          | (ui/open-link)</w:t>
-              <w:br/>
-              <w:t>|           +----------------------+-----------------------+              |</w:t>
-              <w:br/>
-              <w:t>|                                  |                                      |</w:t>
-              <w:br/>
-              <w:t>|                       [ AppBridge Transport ]                           |</w:t>
-              <w:br/>
-              <w:t>|                                  |                                      |</w:t>
-              <w:br/>
-              <w:t>|  +-------------------------------+-----------------------------------+  |</w:t>
-              <w:br/>
-              <w:t>|  |             HTML5 Sandboxed Iframe (Sandbox Proxy)                |  |</w:t>
-              <w:br/>
-              <w:t>|  |                                                                   |  |</w:t>
-              <w:br/>
-              <w:t>|  |   +-----------------------------------------------------------+   |  |</w:t>
-              <w:br/>
-              <w:t>|  |   |           Untrusted MCP App UI (External Server)          |   |  |</w:t>
-              <w:br/>
-              <w:t>|  |   |                                                           |   |  |</w:t>
-              <w:br/>
-              <w:t>|  |   |  [ Attack 1: Direct Network Fetch ] ---&gt; BLOCKED by CSP   |   |  |</w:t>
-              <w:br/>
-              <w:t>|  |   |  [ Attack 2: Hidden Tool Call ]     ---&gt; BLOCKED by Spec  |   |  |</w:t>
-              <w:br/>
-              <w:t>|  |   |  [ Attack 3: Link Exfiltration ]    ---&gt; ? POLICY GAP ?   |   |  |</w:t>
-              <w:br/>
-              <w:t>|  |   |  [ Attack 4: Fake Message Injection ]-&gt; ? POLICY GAP ?   |   |  |</w:t>
-              <w:br/>
-              <w:t>|  |   |  [ Attack 5: Context Poisoning ]    ---&gt; ? POLICY GAP ?   |   |  |</w:t>
-              <w:br/>
-              <w:t>|  |   +-----------------------------------------------------------+   |  |</w:t>
-              <w:br/>
-              <w:t>|  +-------------------------------------------------------------------+  |</w:t>
-              <w:br/>
-              <w:t>+-------------------------------------------------------------------------+</w:t>
-            </w:r>
-          </w:p>
-        </w:tc>
-      </w:tr>
-    </w:tbl>
+      </w:pPr>
+      <w:r>
+        <w:drawing>
+          <wp:inline xmlns:a="http://schemas.openxmlformats.org/drawingml/2006/main" xmlns:pic="http://schemas.openxmlformats.org/drawingml/2006/picture">
+            <wp:extent cx="6217920" cy="3799840"/>
+            <wp:docPr id="1" name="Picture 1"/>
+            <wp:cNvGraphicFramePr>
+              <a:graphicFrameLocks noChangeAspect="1"/>
+            </wp:cNvGraphicFramePr>
+            <a:graphic>
+              <a:graphicData uri="http://schemas.openxmlformats.org/drawingml/2006/picture">
+                <pic:pic>
+                  <pic:nvPicPr>
+                    <pic:cNvPr id="0" name="fig1_trust_boundary.png"/>
+                    <pic:cNvPicPr/>
+                  </pic:nvPicPr>
+                  <pic:blipFill>
+                    <a:blip r:embed="rId11"/>
+                    <a:stretch>
+                      <a:fillRect/>
+                    </a:stretch>
+                  </pic:blipFill>
+                  <pic:spPr>
+                    <a:xfrm>
+                      <a:off x="0" y="0"/>
+                      <a:ext cx="6217920" cy="3799840"/>
+                    </a:xfrm>
+                    <a:prstGeom prst="rect"/>
+                  </pic:spPr>
+                </pic:pic>
+              </a:graphicData>
+            </a:graphic>
+          </wp:inline>
+        </w:drawing>
+      </w:r>
+    </w:p>
     <w:p>
       <w:pPr>
         <w:spacing w:before="60" w:after="160"/>
@@ -1972,99 +1916,47 @@
         <w:t xml:space="preserve"> lifecycle.</w:t>
       </w:r>
     </w:p>
-    <w:tbl>
-      <w:tblPr>
-        <w:tblW w:type="auto" w:w="0"/>
+    <w:p>
+      <w:pPr>
+        <w:keepNext/>
+        <w:spacing w:before="160" w:after="40"/>
         <w:jc w:val="center"/>
-        <w:tblLook w:firstColumn="1" w:firstRow="1" w:lastColumn="0" w:lastRow="0" w:noHBand="0" w:noVBand="1" w:val="04A0"/>
-      </w:tblPr>
-      <w:tblGrid>
-        <w:gridCol w:w="10080"/>
-      </w:tblGrid>
-      <w:tr>
-        <w:tc>
-          <w:tcPr>
-            <w:tcW w:type="dxa" w:w="10080"/>
-            <w:shd w:fill="F4F6F9"/>
-            <w:tcMar>
-              <w:top w:w="80" w:type="dxa"/>
-              <w:bottom w:w="80" w:type="dxa"/>
-              <w:left w:w="120" w:type="dxa"/>
-              <w:right w:w="120" w:type="dxa"/>
-            </w:tcMar>
-            <w:tcBorders>
-              <w:top w:val="single" w:sz="4" w:space="0" w:color="D0D5DD"/>
-              <w:left w:val="single" w:sz="18" w:space="0" w:color="1F497D"/>
-              <w:bottom w:val="single" w:sz="4" w:space="0" w:color="D0D5DD"/>
-              <w:right w:val="single" w:sz="4" w:space="0" w:color="D0D5DD"/>
-            </w:tcBorders>
-          </w:tcPr>
-          <w:p>
-            <w:pPr>
-              <w:spacing w:before="40" w:after="40" w:line="200" w:lineRule="exact"/>
-            </w:pPr>
-            <w:r>
-              <w:rPr>
-                <w:rFonts w:ascii="Consolas" w:hAnsi="Consolas"/>
-                <w:color w:val="1E293B"/>
-                <w:sz w:val="16"/>
-              </w:rPr>
-              <w:t>+---------------------------------------------------------------------------------+</w:t>
-              <w:br/>
-              <w:t>|                        HOST POLICY ENFORCEMENT ENGINE                           |</w:t>
-              <w:br/>
-              <w:t>|                                                                                 |</w:t>
-              <w:br/>
-              <w:t>|   1. Scheme Validation Gate                 2. Message &amp; Context Gate           |</w:t>
-              <w:br/>
-              <w:t>|   +--------------------------+              +-------------------------------+   |</w:t>
-              <w:br/>
-              <w:t>|   | URL Scheme: http/https   |              | Payload Size: &lt;= 4096 B (4 KB)|   |</w:t>
-              <w:br/>
-              <w:t>|   | Scheme Check: PASS       |              | Content Verification: PASS    |   |</w:t>
-              <w:br/>
-              <w:t>|   +--------------------------+              +-------------------------------+   |</w:t>
-              <w:br/>
-              <w:t>|                |                                        |                       |</w:t>
-              <w:br/>
-              <w:t>|                v                                        v                       |</w:t>
-              <w:br/>
-              <w:t>|   +-------------------------------------------------------------------------+   |</w:t>
-              <w:br/>
-              <w:t>|   |                     Explicit User Consent Resolver                      |   |</w:t>
-              <w:br/>
-              <w:t>|   |  - Automated Policy: autoConsent == "allow" | "deny"                    |   |</w:t>
-              <w:br/>
-              <w:t>|   |  - Interactive Modal: DOM event dispatched -&gt; user button click         |   |</w:t>
-              <w:br/>
-              <w:t>|   +-------------------------------------------------------------------------+   |</w:t>
-              <w:br/>
-              <w:t>|                |                                        |                       |</w:t>
-              <w:br/>
-              <w:t>|                +-------------------+--------------------+                       |</w:t>
-              <w:br/>
-              <w:t>|                                    |                                            |</w:t>
-              <w:br/>
-              <w:t>|                                    v                                            |</w:t>
-              <w:br/>
-              <w:t>|   3. Visual Provenance Marker              4. Non-Blocking Structured Audit     |</w:t>
-              <w:br/>
-              <w:t>|   +---------------------------------+      +--------------------------------+   |</w:t>
-              <w:br/>
-              <w:t>|   | [SourceBadge] Component         |      | Target: POST http://:3001/audit|   |</w:t>
-              <w:br/>
-              <w:t>|   | Injected above sandboxed iframe |      | Schema: PolicyEvent (JSONL)    |   |</w:t>
-              <w:br/>
-              <w:t>|   | Persistent warning indicator    |      | Overhead: &lt;= 0.1 ms (async)    |   |</w:t>
-              <w:br/>
-              <w:t>|   +---------------------------------+      +--------------------------------+   |</w:t>
-              <w:br/>
-              <w:t>+---------------------------------------------------------------------------------+</w:t>
-            </w:r>
-          </w:p>
-        </w:tc>
-      </w:tr>
-    </w:tbl>
+      </w:pPr>
+      <w:r>
+        <w:drawing>
+          <wp:inline xmlns:a="http://schemas.openxmlformats.org/drawingml/2006/main" xmlns:pic="http://schemas.openxmlformats.org/drawingml/2006/picture">
+            <wp:extent cx="6217920" cy="3821430"/>
+            <wp:docPr id="2" name="Picture 2"/>
+            <wp:cNvGraphicFramePr>
+              <a:graphicFrameLocks noChangeAspect="1"/>
+            </wp:cNvGraphicFramePr>
+            <a:graphic>
+              <a:graphicData uri="http://schemas.openxmlformats.org/drawingml/2006/picture">
+                <pic:pic>
+                  <pic:nvPicPr>
+                    <pic:cNvPr id="0" name="fig2_policy_engine.png"/>
+                    <pic:cNvPicPr/>
+                  </pic:nvPicPr>
+                  <pic:blipFill>
+                    <a:blip r:embed="rId12"/>
+                    <a:stretch>
+                      <a:fillRect/>
+                    </a:stretch>
+                  </pic:blipFill>
+                  <pic:spPr>
+                    <a:xfrm>
+                      <a:off x="0" y="0"/>
+                      <a:ext cx="6217920" cy="3821430"/>
+                    </a:xfrm>
+                    <a:prstGeom prst="rect"/>
+                  </pic:spPr>
+                </pic:pic>
+              </a:graphicData>
+            </a:graphic>
+          </wp:inline>
+        </w:drawing>
+      </w:r>
+    </w:p>
     <w:p>
       <w:pPr>
         <w:spacing w:before="60" w:after="160"/>
@@ -3248,89 +3140,47 @@
         <w:t xml:space="preserve"> permission is specifically required to support interactive controls (such as search inputs and submit buttons) in legitimate MCP Apps without breaking user interaction.</w:t>
       </w:r>
     </w:p>
-    <w:tbl>
-      <w:tblPr>
-        <w:tblW w:type="auto" w:w="0"/>
+    <w:p>
+      <w:pPr>
+        <w:keepNext/>
+        <w:spacing w:before="160" w:after="40"/>
         <w:jc w:val="center"/>
-        <w:tblLook w:firstColumn="1" w:firstRow="1" w:lastColumn="0" w:lastRow="0" w:noHBand="0" w:noVBand="1" w:val="04A0"/>
-      </w:tblPr>
-      <w:tblGrid>
-        <w:gridCol w:w="10080"/>
-      </w:tblGrid>
-      <w:tr>
-        <w:tc>
-          <w:tcPr>
-            <w:tcW w:type="dxa" w:w="10080"/>
-            <w:shd w:fill="F4F6F9"/>
-            <w:tcMar>
-              <w:top w:w="80" w:type="dxa"/>
-              <w:bottom w:w="80" w:type="dxa"/>
-              <w:left w:w="120" w:type="dxa"/>
-              <w:right w:w="120" w:type="dxa"/>
-            </w:tcMar>
-            <w:tcBorders>
-              <w:top w:val="single" w:sz="4" w:space="0" w:color="D0D5DD"/>
-              <w:left w:val="single" w:sz="18" w:space="0" w:color="1F497D"/>
-              <w:bottom w:val="single" w:sz="4" w:space="0" w:color="D0D5DD"/>
-              <w:right w:val="single" w:sz="4" w:space="0" w:color="D0D5DD"/>
-            </w:tcBorders>
-          </w:tcPr>
-          <w:p>
-            <w:pPr>
-              <w:spacing w:before="40" w:after="40" w:line="200" w:lineRule="exact"/>
-            </w:pPr>
-            <w:r>
-              <w:rPr>
-                <w:rFonts w:ascii="Consolas" w:hAnsi="Consolas"/>
-                <w:color w:val="1E293B"/>
-                <w:sz w:val="16"/>
-              </w:rPr>
-              <w:t>+-------------------------------------------------------------------------------------+</w:t>
-              <w:br/>
-              <w:t>|                                 LAB TESTBED TOPOLOGY                                |</w:t>
-              <w:br/>
-              <w:t>|                                                                                     |</w:t>
-              <w:br/>
-              <w:t>|   [ Playwright Test Runner (headless Chromium) ]                                     |</w:t>
-              <w:br/>
-              <w:t>|         |                                                                           |</w:t>
-              <w:br/>
-              <w:t>|         +---&gt; http://localhost:8090/ (Host Client UI)                               |</w:t>
-              <w:br/>
-              <w:t>|                     |                                                               |</w:t>
-              <w:br/>
-              <w:t>|                     +---&gt; iframe: http://localhost:8091/ (Sandbox Proxy)            |</w:t>
-              <w:br/>
-              <w:t>|                                 |                                                   |</w:t>
-              <w:br/>
-              <w:t>|                                 +---&gt; iframe: ui://lab/untrusted.html (MCP App UI)  |</w:t>
-              <w:br/>
-              <w:t>|                                             |                                       |</w:t>
-              <w:br/>
-              <w:t>|                                             +--[Channel T3: Fetch]----&gt; [Port 9999] |</w:t>
-              <w:br/>
-              <w:t>|                                             |                           (Receiver)  |</w:t>
-              <w:br/>
-              <w:t>|                                             +--[Channel T4: Link]-----&gt; (Exfil Hit) |</w:t>
-              <w:br/>
-              <w:t>|                                             |                                       |</w:t>
-              <w:br/>
-              <w:t>|                                             +--[Channel T2: Secret]---&gt; [Port 3001] |</w:t>
-              <w:br/>
-              <w:t>|                                             +--[Channel T7: Time]-----&gt; (MCP Server)|</w:t>
-              <w:br/>
-              <w:t>|                                             |                                       |</w:t>
-              <w:br/>
-              <w:t>|                                             +--[Channel T5: PostMsg]--&gt; [Port 8090] |</w:t>
-              <w:br/>
-              <w:t>|                                                                         (Host Chat) |</w:t>
-              <w:br/>
-              <w:t>+-------------------------------------------------------------------------------------+</w:t>
-            </w:r>
-          </w:p>
-        </w:tc>
-      </w:tr>
-    </w:tbl>
+      </w:pPr>
+      <w:r>
+        <w:drawing>
+          <wp:inline xmlns:a="http://schemas.openxmlformats.org/drawingml/2006/main" xmlns:pic="http://schemas.openxmlformats.org/drawingml/2006/picture">
+            <wp:extent cx="6217920" cy="3799840"/>
+            <wp:docPr id="3" name="Picture 3"/>
+            <wp:cNvGraphicFramePr>
+              <a:graphicFrameLocks noChangeAspect="1"/>
+            </wp:cNvGraphicFramePr>
+            <a:graphic>
+              <a:graphicData uri="http://schemas.openxmlformats.org/drawingml/2006/picture">
+                <pic:pic>
+                  <pic:nvPicPr>
+                    <pic:cNvPr id="0" name="fig3_topology.png"/>
+                    <pic:cNvPicPr/>
+                  </pic:nvPicPr>
+                  <pic:blipFill>
+                    <a:blip r:embed="rId13"/>
+                    <a:stretch>
+                      <a:fillRect/>
+                    </a:stretch>
+                  </pic:blipFill>
+                  <pic:spPr>
+                    <a:xfrm>
+                      <a:off x="0" y="0"/>
+                      <a:ext cx="6217920" cy="3799840"/>
+                    </a:xfrm>
+                    <a:prstGeom prst="rect"/>
+                  </pic:spPr>
+                </pic:pic>
+              </a:graphicData>
+            </a:graphic>
+          </wp:inline>
+        </w:drawing>
+      </w:r>
+    </w:p>
     <w:p>
       <w:pPr>
         <w:spacing w:before="60" w:after="160"/>
@@ -11428,7 +11278,7 @@
         <w:color w:val="787878"/>
         <w:sz w:val="17"/>
       </w:rPr>
-      <w:t>Emirates International University | Faculty of Computing &amp; IT — Research Paper (IEEE Format)</w:t>
+      <w:t>Emirates International University | Faculty of Engineering &amp; IT — Research Paper (IEEE Format)</w:t>
     </w:r>
   </w:p>
 </w:hdr>
